--- a/Требования.docx
+++ b/Требования.docx
@@ -1106,14 +1106,7 @@
           <w:sz w:val="28"/>
           <w:szCs w:val="28"/>
         </w:rPr>
-        <w:t xml:space="preserve">Программа должна предоставлять возможность </w:t>
-      </w:r>
-      <w:r>
-        <w:rPr>
-          <w:sz w:val="28"/>
-          <w:szCs w:val="28"/>
-        </w:rPr>
-        <w:t>в</w:t>
+        <w:t>Программа должна предоставлять возможность в</w:t>
       </w:r>
       <w:r>
         <w:rPr>
@@ -1154,14 +1147,7 @@
           <w:sz w:val="28"/>
           <w:szCs w:val="28"/>
         </w:rPr>
-        <w:t xml:space="preserve">Программа должна предоставлять возможность </w:t>
-      </w:r>
-      <w:r>
-        <w:rPr>
-          <w:sz w:val="28"/>
-          <w:szCs w:val="28"/>
-        </w:rPr>
-        <w:t>о</w:t>
+        <w:t>Программа должна предоставлять возможность о</w:t>
       </w:r>
       <w:r>
         <w:rPr>
